--- a/Makale_SON_yonergeye_uygun_191calisma_DUZELTILMIS_v13.docx
+++ b/Makale_SON_yonergeye_uygun_191calisma_DUZELTILMIS_v13.docx
@@ -20,7 +20,7 @@
           <w:iCs/>
           <w:color w:val="000000"/>
         </w:rPr>
-        <w:t>Artificial Intelligence Applications in Computed Tomography for Abdominal Pain: A Multi-Database Scoping Review (2021–2026)</w:t>
+        <w:t xml:space="preserve">Artificial Intelligence Applications in Computed Tomography for Abdominal Pain: A Multi-Database Scoping Review </w:t>
       </w:r>
     </w:p>
     <w:p>
@@ -212,7 +212,7 @@
           <w:iCs/>
           <w:color w:val="000000"/>
         </w:rPr>
-        <w:t>artificial intelligence; computed tomography; abdominal pain; abdominal emergencies; deep learning; machine learning; computer vision; scoping review.</w:t>
+        <w:t>artificial intelligence; computed tomography; abdominal pain; abdominal emergencies; deep learning; machine learning; computer vision; scope determination examination; acute appendicitis; acute cholecystitis; acute pancreatitis; urolithiasis; acute diverticulitis; abdominal aortic aneurysm.</w:t>
       </w:r>
     </w:p>
     <w:p/>
@@ -818,13 +818,36 @@
       </w:r>
     </w:p>
     <w:p>
+      <w:pPr>
+        <w:pStyle w:val="ResimYazs"/>
+        <w:keepNext/>
+      </w:pPr>
+      <w:r>
+        <w:t xml:space="preserve">Tablo </w:t>
+      </w:r>
+      <w:r>
+        <w:fldChar w:fldCharType="begin"/>
+      </w:r>
+      <w:r>
+        <w:instrText xml:space="preserve"> SEQ Tablo \* ARABIC </w:instrText>
+      </w:r>
+      <w:r>
+        <w:fldChar w:fldCharType="separate"/>
+      </w:r>
       <w:r>
         <w:rPr>
-          <w:b/>
-          <w:bCs/>
-          <w:color w:val="000000"/>
+          <w:noProof/>
         </w:rPr>
-        <w:t>Tablo 1. PRISMA-ScR Akış Sayıları.</w:t>
+        <w:t>1</w:t>
+      </w:r>
+      <w:r>
+        <w:fldChar w:fldCharType="end"/>
+      </w:r>
+      <w:r>
+        <w:t xml:space="preserve"> </w:t>
+      </w:r>
+      <w:r>
+        <w:t>PRISMA-ScR Akış Sayıları.</w:t>
       </w:r>
     </w:p>
     <w:tbl>
@@ -1355,14 +1378,27 @@
       <w:r>
         <w:t xml:space="preserve">Şekil </w:t>
       </w:r>
-      <w:fldSimple w:instr=" SEQ Şekil \* ARABIC ">
-        <w:r>
-          <w:rPr>
-            <w:noProof/>
-          </w:rPr>
-          <w:t>1</w:t>
-        </w:r>
-      </w:fldSimple>
+      <w:r>
+        <w:fldChar w:fldCharType="begin"/>
+      </w:r>
+      <w:r>
+        <w:instrText xml:space="preserve"> SEQ Şekil \* ARABIC </w:instrText>
+      </w:r>
+      <w:r>
+        <w:fldChar w:fldCharType="separate"/>
+      </w:r>
+      <w:r>
+        <w:rPr>
+          <w:noProof/>
+        </w:rPr>
+        <w:t>1</w:t>
+      </w:r>
+      <w:r>
+        <w:rPr>
+          <w:noProof/>
+        </w:rPr>
+        <w:fldChar w:fldCharType="end"/>
+      </w:r>
       <w:r>
         <w:t>. PRISMA-ScR Akış Diyagramı.</w:t>
       </w:r>
@@ -1445,14 +1481,27 @@
       <w:r>
         <w:t xml:space="preserve">Şekil </w:t>
       </w:r>
-      <w:fldSimple w:instr=" SEQ Şekil \* ARABIC ">
-        <w:r>
-          <w:rPr>
-            <w:noProof/>
-          </w:rPr>
-          <w:t>2</w:t>
-        </w:r>
-      </w:fldSimple>
+      <w:r>
+        <w:fldChar w:fldCharType="begin"/>
+      </w:r>
+      <w:r>
+        <w:instrText xml:space="preserve"> SEQ Şekil \* ARABIC </w:instrText>
+      </w:r>
+      <w:r>
+        <w:fldChar w:fldCharType="separate"/>
+      </w:r>
+      <w:r>
+        <w:rPr>
+          <w:noProof/>
+        </w:rPr>
+        <w:t>2</w:t>
+      </w:r>
+      <w:r>
+        <w:rPr>
+          <w:noProof/>
+        </w:rPr>
+        <w:fldChar w:fldCharType="end"/>
+      </w:r>
       <w:r>
         <w:t>. Yıllara Göre Yayın Eğilimi</w:t>
       </w:r>
@@ -1469,14 +1518,37 @@
       </w:r>
     </w:p>
     <w:p>
+      <w:pPr>
+        <w:pStyle w:val="ResimYazs"/>
+        <w:keepNext/>
+      </w:pPr>
+      <w:r>
+        <w:lastRenderedPageBreak/>
+        <w:t xml:space="preserve">Tablo </w:t>
+      </w:r>
+      <w:r>
+        <w:fldChar w:fldCharType="begin"/>
+      </w:r>
+      <w:r>
+        <w:instrText xml:space="preserve"> SEQ Tablo \* ARABIC </w:instrText>
+      </w:r>
+      <w:r>
+        <w:fldChar w:fldCharType="separate"/>
+      </w:r>
       <w:r>
         <w:rPr>
-          <w:b/>
-          <w:bCs/>
-          <w:color w:val="000000"/>
+          <w:noProof/>
         </w:rPr>
-        <w:lastRenderedPageBreak/>
-        <w:t>Tablo 2. Patolojiye Göre Çalışma Dağılımı (n=191, her çalışma birincil patoloji grubuna sınıflandırılmıştır).</w:t>
+        <w:t>2</w:t>
+      </w:r>
+      <w:r>
+        <w:fldChar w:fldCharType="end"/>
+      </w:r>
+      <w:r>
+        <w:t xml:space="preserve"> </w:t>
+      </w:r>
+      <w:r>
+        <w:t>Patolojiye Göre Çalışma Dağılımı (n=191, her çalışma birincil patoloji grubuna sınıflandırılmıştır).</w:t>
       </w:r>
     </w:p>
     <w:tbl>
@@ -2001,14 +2073,27 @@
       <w:r>
         <w:t xml:space="preserve">Şekil </w:t>
       </w:r>
-      <w:fldSimple w:instr=" SEQ Şekil \* ARABIC ">
-        <w:r>
-          <w:rPr>
-            <w:noProof/>
-          </w:rPr>
-          <w:t>3</w:t>
-        </w:r>
-      </w:fldSimple>
+      <w:r>
+        <w:fldChar w:fldCharType="begin"/>
+      </w:r>
+      <w:r>
+        <w:instrText xml:space="preserve"> SEQ Şekil \* ARABIC </w:instrText>
+      </w:r>
+      <w:r>
+        <w:fldChar w:fldCharType="separate"/>
+      </w:r>
+      <w:r>
+        <w:rPr>
+          <w:noProof/>
+        </w:rPr>
+        <w:t>3</w:t>
+      </w:r>
+      <w:r>
+        <w:rPr>
+          <w:noProof/>
+        </w:rPr>
+        <w:fldChar w:fldCharType="end"/>
+      </w:r>
       <w:r>
         <w:t>. Patolojiye Göre Kanıt Dağılımı</w:t>
       </w:r>
@@ -9220,7 +9305,7 @@
         <w:rPr>
           <w:color w:val="000000"/>
         </w:rPr>
-        <w:t xml:space="preserve">. Koçer ve arkadaşları YOLOv5 ile abdominal BT görüntülerinde hastalık saptamayı ele almış; Park ve arkadaşları tekil ve seri BT görüntülerini karşılaştırarak akut abdominal hastalık sınıflandırmasında zamansal görüntü bilgisinin değerini tartışmıştır </w:t>
+        <w:t xml:space="preserve">. Park ve arkadaşları tekil ve seri BT görüntülerini karşılaştırarak akut abdominal hastalık sınıflandırmasında zamansal görüntü bilgisinin değerini tartışmıştır </w:t>
       </w:r>
       <w:sdt>
         <w:sdtPr>
@@ -9239,7 +9324,7 @@
             <w:rPr>
               <w:color w:val="000000"/>
             </w:rPr>
-            <w:instrText xml:space="preserve"> CITATION ParkS23 \m KoerS24 \l 1033 </w:instrText>
+            <w:instrText xml:space="preserve">CITATION ParkS23 \l 1033 </w:instrText>
           </w:r>
           <w:r>
             <w:rPr>
@@ -9252,7 +9337,7 @@
               <w:noProof/>
               <w:color w:val="000000"/>
             </w:rPr>
-            <w:t>[198, 199]</w:t>
+            <w:t>[198]</w:t>
           </w:r>
           <w:r>
             <w:rPr>
@@ -9274,7 +9359,7 @@
         <w:rPr>
           <w:color w:val="000000"/>
         </w:rPr>
-        <w:t xml:space="preserve">Birden fazla hedef patolojiyi ele alan çalışmalar, tek hastalık odaklı modellerden geniş abdominal karar desteğine geçişi temsil etmektedir. Bu kapsamda YOLOv5 algoritmasıyla abdominal BT görüntülerinde çok sınıflı hastalık saptaması </w:t>
+        <w:t xml:space="preserve">Bu kapsamda YOLOv5 algoritmasıyla abdominal BT görüntülerinde çok sınıflı hastalık saptaması </w:t>
       </w:r>
       <w:sdt>
         <w:sdtPr>
@@ -9324,11 +9409,33 @@
       </w:r>
     </w:p>
     <w:p>
+      <w:pPr>
+        <w:rPr>
+          <w:color w:val="000000"/>
+        </w:rPr>
+      </w:pPr>
       <w:r>
         <w:rPr>
           <w:color w:val="000000"/>
         </w:rPr>
         <w:t>Bu grup, gelecekteki abdominal acil YZ sistemlerinin tek patoloji modellerinden çoklu patoloji, çoklu organ ve çoklu görev sistemlerine evrilebileceğini göstermektedir. Ancak bu geçiş için geniş etiketli veri setleri, klinik önceliklendirme mantığı, radyolog etkileşimi ve yanlış pozitif yönetimi birlikte ele alınmalıdır.</w:t>
+      </w:r>
+    </w:p>
+    <w:p>
+      <w:r>
+        <w:t>Bu grupta harici doğrulama kodlanmamıştır</w:t>
+      </w:r>
+      <w:r>
+        <w:t xml:space="preserve">. </w:t>
+      </w:r>
+      <w:r>
+        <w:t xml:space="preserve">Çalışma sayısının azlığı nedeniyle </w:t>
+      </w:r>
+      <w:r>
+        <w:t>çoklu patoloji düzeyinde</w:t>
+      </w:r>
+      <w:r>
+        <w:t xml:space="preserve"> performans veya klinik uygulanabilirlik hakkında güçlü sonuç çıkarılamaz.</w:t>
       </w:r>
     </w:p>
     <w:p>
@@ -9351,13 +9458,36 @@
       </w:r>
     </w:p>
     <w:p>
+      <w:pPr>
+        <w:pStyle w:val="ResimYazs"/>
+        <w:keepNext/>
+      </w:pPr>
+      <w:r>
+        <w:t xml:space="preserve">Tablo </w:t>
+      </w:r>
+      <w:r>
+        <w:fldChar w:fldCharType="begin"/>
+      </w:r>
+      <w:r>
+        <w:instrText xml:space="preserve"> SEQ Tablo \* ARABIC </w:instrText>
+      </w:r>
+      <w:r>
+        <w:fldChar w:fldCharType="separate"/>
+      </w:r>
       <w:r>
         <w:rPr>
-          <w:b/>
-          <w:bCs/>
-          <w:color w:val="000000"/>
+          <w:noProof/>
         </w:rPr>
-        <w:t>Tablo 3. Görev Türlerine Göre Çalışma Dağılımı (bir çalışma birden fazla görev içerebilir).</w:t>
+        <w:t>3</w:t>
+      </w:r>
+      <w:r>
+        <w:fldChar w:fldCharType="end"/>
+      </w:r>
+      <w:r>
+        <w:t xml:space="preserve"> </w:t>
+      </w:r>
+      <w:r>
+        <w:t>Görev Türlerine Göre Çalışma Dağılımı (bir çalışma birden fazla görev içerebilir).</w:t>
       </w:r>
     </w:p>
     <w:tbl>
@@ -9940,13 +10070,36 @@
       </w:r>
     </w:p>
     <w:p>
+      <w:pPr>
+        <w:pStyle w:val="ResimYazs"/>
+        <w:keepNext/>
+      </w:pPr>
+      <w:r>
+        <w:t xml:space="preserve">Tablo </w:t>
+      </w:r>
+      <w:r>
+        <w:fldChar w:fldCharType="begin"/>
+      </w:r>
+      <w:r>
+        <w:instrText xml:space="preserve"> SEQ Tablo \* ARABIC </w:instrText>
+      </w:r>
+      <w:r>
+        <w:fldChar w:fldCharType="separate"/>
+      </w:r>
       <w:r>
         <w:rPr>
-          <w:b/>
-          <w:bCs/>
-          <w:color w:val="000000"/>
+          <w:noProof/>
         </w:rPr>
-        <w:t>Tablo 4. Model Ailelerinin Dağılımı (bir çalışma birden fazla aile altında sayılabilir).</w:t>
+        <w:t>4</w:t>
+      </w:r>
+      <w:r>
+        <w:fldChar w:fldCharType="end"/>
+      </w:r>
+      <w:r>
+        <w:t xml:space="preserve"> </w:t>
+      </w:r>
+      <w:r>
+        <w:t>Model Ailelerinin Dağılımı (bir çalışma birden fazla aile altında sayılabilir).</w:t>
       </w:r>
     </w:p>
     <w:tbl>
@@ -10280,13 +10433,36 @@
       </w:r>
     </w:p>
     <w:p>
+      <w:pPr>
+        <w:pStyle w:val="ResimYazs"/>
+        <w:keepNext/>
+      </w:pPr>
+      <w:r>
+        <w:t xml:space="preserve">Tablo </w:t>
+      </w:r>
+      <w:r>
+        <w:fldChar w:fldCharType="begin"/>
+      </w:r>
+      <w:r>
+        <w:instrText xml:space="preserve"> SEQ Tablo \* ARABIC </w:instrText>
+      </w:r>
+      <w:r>
+        <w:fldChar w:fldCharType="separate"/>
+      </w:r>
       <w:r>
         <w:rPr>
-          <w:b/>
-          <w:bCs/>
-          <w:color w:val="000000"/>
+          <w:noProof/>
         </w:rPr>
-        <w:t>Tablo 5. Raporlanan Performans Aralıkları.</w:t>
+        <w:t>5</w:t>
+      </w:r>
+      <w:r>
+        <w:fldChar w:fldCharType="end"/>
+      </w:r>
+      <w:r>
+        <w:t xml:space="preserve"> </w:t>
+      </w:r>
+      <w:r>
+        <w:t>Raporlanan Performans Aralıkları.</w:t>
       </w:r>
     </w:p>
     <w:tbl>
@@ -10840,16 +11016,56 @@
     </w:p>
     <w:p>
       <w:r>
-        <w:t>Performans, patoloji ve görev türüne göre belirgin biçimde değişmektedir; bu nedenle ortak medyanlar tek başına yanıltıcı olabilir. Patoloji bazında medyanlar Tablo 5b’de sunulmuştur: pankreatit (AUC 0,87) ve divertikülit (doğruluk 0,67) görece düşük performans alanlarıdır. Görev bazında medyan AUC değerleri saptama 0,95, sınıflandırma 0,94, bölütleme 0,94, öngörü 0,90 ve lokalizasyon 0,95; Dice ise bölütleme görevlerinde 0,93 düzeyindedir. Az sayıda çalışma içeren gruplarda (CHO, DIV, MIX; n≤2) değerler yalnızca göstergedir.</w:t>
+        <w:t xml:space="preserve">Performans, patoloji ve görev türüne göre belirgin biçimde değişmektedir; bu nedenle ortak medyanlar tek başına yanıltıcı olabilir. Patoloji bazında medyanlar Tablo </w:t>
+      </w:r>
+      <w:r>
+        <w:t xml:space="preserve">6 </w:t>
+      </w:r>
+      <w:r>
+        <w:t>d</w:t>
+      </w:r>
+      <w:r>
+        <w:t>a</w:t>
+      </w:r>
+      <w:r>
+        <w:t xml:space="preserve"> sunulmuştur: pankreatit (AUC 0,87) ve divertikülit (doğruluk 0,67) görece düşük performans alanlarıdır. Görev bazında medyan AUC değerleri saptama 0,95, sınıflandırma 0,94, bölütleme 0,94, öngörü 0,90 ve lokalizasyon 0,95; Dice ise bölütleme </w:t>
+      </w:r>
+      <w:r>
+        <w:lastRenderedPageBreak/>
+        <w:t>görevlerinde 0,93 düzeyindedir. Az sayıda çalışma içeren gruplarda (CHO, DIV, MIX; n≤2) değerler yalnızca göstergedir.</w:t>
       </w:r>
     </w:p>
     <w:p>
+      <w:pPr>
+        <w:pStyle w:val="ResimYazs"/>
+        <w:keepNext/>
+      </w:pPr>
+      <w:r>
+        <w:t xml:space="preserve">Tablo </w:t>
+      </w:r>
+      <w:r>
+        <w:fldChar w:fldCharType="begin"/>
+      </w:r>
+      <w:r>
+        <w:instrText xml:space="preserve"> SEQ Tablo \* ARABIC </w:instrText>
+      </w:r>
+      <w:r>
+        <w:fldChar w:fldCharType="separate"/>
+      </w:r>
       <w:r>
         <w:rPr>
-          <w:b/>
+          <w:noProof/>
         </w:rPr>
-        <w:lastRenderedPageBreak/>
-        <w:t>Tablo 5b. Patoloji Bazında Performans Medyanları (parantez içinde raporlayan çalışma sayısı).</w:t>
+        <w:t>6</w:t>
+      </w:r>
+      <w:r>
+        <w:fldChar w:fldCharType="end"/>
+      </w:r>
+      <w:r>
+        <w:t xml:space="preserve"> </w:t>
+      </w:r>
+      <w:r>
+        <w:t>Patoloji Bazında Performans Medyanları (parantez içinde raporlayan çalışma sayısı).</w:t>
       </w:r>
     </w:p>
     <w:tbl>
@@ -11320,13 +11536,36 @@
       </w:r>
     </w:p>
     <w:p>
+      <w:pPr>
+        <w:pStyle w:val="ResimYazs"/>
+        <w:keepNext/>
+      </w:pPr>
+      <w:r>
+        <w:t xml:space="preserve">Tablo </w:t>
+      </w:r>
+      <w:r>
+        <w:fldChar w:fldCharType="begin"/>
+      </w:r>
+      <w:r>
+        <w:instrText xml:space="preserve"> SEQ Tablo \* ARABIC </w:instrText>
+      </w:r>
+      <w:r>
+        <w:fldChar w:fldCharType="separate"/>
+      </w:r>
       <w:r>
         <w:rPr>
-          <w:b/>
-          <w:bCs/>
-          <w:color w:val="000000"/>
+          <w:noProof/>
         </w:rPr>
-        <w:t>Tablo 6. Açık Bilim ve Kanıt Kalitesi Göstergeleri (n=191).</w:t>
+        <w:t>7</w:t>
+      </w:r>
+      <w:r>
+        <w:fldChar w:fldCharType="end"/>
+      </w:r>
+      <w:r>
+        <w:t xml:space="preserve"> </w:t>
+      </w:r>
+      <w:r>
+        <w:t>Açık Bilim ve Kanıt Kalitesi Göstergeleri (n=191).</w:t>
       </w:r>
     </w:p>
     <w:tbl>
@@ -11642,13 +11881,36 @@
       </w:r>
     </w:p>
     <w:p>
+      <w:pPr>
+        <w:pStyle w:val="ResimYazs"/>
+        <w:keepNext/>
+      </w:pPr>
+      <w:r>
+        <w:t xml:space="preserve">Tablo </w:t>
+      </w:r>
+      <w:r>
+        <w:fldChar w:fldCharType="begin"/>
+      </w:r>
+      <w:r>
+        <w:instrText xml:space="preserve"> SEQ Tablo \* ARABIC </w:instrText>
+      </w:r>
+      <w:r>
+        <w:fldChar w:fldCharType="separate"/>
+      </w:r>
       <w:r>
         <w:rPr>
-          <w:b/>
-          <w:bCs/>
-          <w:color w:val="000000"/>
+          <w:noProof/>
         </w:rPr>
-        <w:t>Tablo 7. Patoloji Bazında Harici Doğrulama Dağılımı.</w:t>
+        <w:t>8</w:t>
+      </w:r>
+      <w:r>
+        <w:fldChar w:fldCharType="end"/>
+      </w:r>
+      <w:r>
+        <w:t xml:space="preserve"> </w:t>
+      </w:r>
+      <w:r>
+        <w:t>Patoloji Bazında Harici Doğrulama Dağılımı.</w:t>
       </w:r>
     </w:p>
     <w:tbl>
@@ -12146,6 +12408,7 @@
               <w:rPr>
                 <w:color w:val="000000"/>
               </w:rPr>
+              <w:lastRenderedPageBreak/>
               <w:t>MIX</w:t>
             </w:r>
           </w:p>
@@ -12220,7 +12483,6 @@
         <w:rPr>
           <w:color w:val="000000"/>
         </w:rPr>
-        <w:lastRenderedPageBreak/>
         <w:t>4.1. Ana Bulguların Özeti</w:t>
       </w:r>
     </w:p>
@@ -12514,7 +12776,14 @@
         <w:rPr>
           <w:color w:val="000000"/>
         </w:rPr>
-        <w:t>Gelecek araştırmalarda modeller (i) çok merkezli ve mümkünse uluslararası veri setleriyle geliştirilmeli; (ii) açık benchmark veri setleri ve standart performans raporlama şablonları benimsenmeli; (iii) en az bir harici veri seti üzerinde doğrulama yapılmalı; (iv) prospektif ve okuyucu çalışması temelli klinik etki değerlendirmeleri planlanmalı; (v) açık kod ve mümkün olduğunda model ağırlıkları paylaşılmalı; (vi) çok görevli ve çoklu patoloji içeren modellerle gerçek acil iş akışına yakınlaşılmalı; (vii) federe öğrenme, vizyon-dil modelleri ve büyük dil modelleri yardımıyla kurulan iş akışları sistematik olarak değerlendirilmelidir.</w:t>
+        <w:t xml:space="preserve">Gelecek araştırmalarda modeller (i) çok merkezli ve mümkünse uluslararası veri setleriyle geliştirilmeli; (ii) açık benchmark veri setleri ve standart performans raporlama şablonları benimsenmeli; (iii) en az bir harici veri seti </w:t>
+      </w:r>
+      <w:r>
+        <w:rPr>
+          <w:color w:val="000000"/>
+        </w:rPr>
+        <w:lastRenderedPageBreak/>
+        <w:t>üzerinde doğrulama yapılmalı; (iv) prospektif ve okuyucu çalışması temelli klinik etki değerlendirmeleri planlanmalı; (v) açık kod ve mümkün olduğunda model ağırlıkları paylaşılmalı; (vi) çok görevli ve çoklu patoloji içeren modellerle gerçek acil iş akışına yakınlaşılmalı; (vii) federe öğrenme, vizyon-dil modelleri ve büyük dil modelleri yardımıyla kurulan iş akışları sistematik olarak değerlendirilmelidir.</w:t>
       </w:r>
     </w:p>
     <w:p>
@@ -12525,7 +12794,6 @@
         <w:rPr>
           <w:color w:val="000000"/>
         </w:rPr>
-        <w:lastRenderedPageBreak/>
         <w:t>4.8. Sınırlılıklar</w:t>
       </w:r>
     </w:p>
@@ -25668,7 +25936,6 @@
   <w:style w:type="character" w:default="1" w:styleId="VarsaylanParagrafYazTipi">
     <w:name w:val="Default Paragraph Font"/>
     <w:uiPriority w:val="1"/>
-    <w:semiHidden/>
     <w:unhideWhenUsed/>
   </w:style>
   <w:style w:type="table" w:default="1" w:styleId="NormalTablo">
@@ -25835,15 +26102,14 @@
     <w:uiPriority w:val="35"/>
     <w:unhideWhenUsed/>
     <w:qFormat/>
-    <w:rsid w:val="00EB2363"/>
+    <w:rsid w:val="00873169"/>
     <w:pPr>
       <w:spacing w:before="0" w:after="200"/>
     </w:pPr>
     <w:rPr>
-      <w:i/>
+      <w:b/>
       <w:iCs/>
-      <w:color w:val="44546A" w:themeColor="text2"/>
-      <w:sz w:val="18"/>
+      <w:color w:val="000000" w:themeColor="text1"/>
       <w:szCs w:val="18"/>
     </w:rPr>
   </w:style>
@@ -36063,7 +36329,7 @@
 </file>
 
 <file path=customXml/itemProps1.xml><?xml version="1.0" encoding="utf-8"?>
-<ds:datastoreItem xmlns:ds="http://schemas.openxmlformats.org/officeDocument/2006/customXml" ds:itemID="{70F4C2F2-B5D0-4349-914B-7220CEFDA9F5}">
+<ds:datastoreItem xmlns:ds="http://schemas.openxmlformats.org/officeDocument/2006/customXml" ds:itemID="{6C1FBAB7-B729-4DD1-B617-5CDA71973807}">
   <ds:schemaRefs>
     <ds:schemaRef ds:uri="http://schemas.openxmlformats.org/officeDocument/2006/bibliography"/>
   </ds:schemaRefs>
